--- a/results/manuscript/rsm_submission/title_page_rsm_v3.docx
+++ b/results/manuscript/rsm_submission/title_page_rsm_v3.docx
@@ -38,7 +38,15 @@
     </w:p>
     <w:p>
       <w:r>
+        <w:rPr>
+          <w:i/>
+        </w:rPr>
         <w:t>bougtoir@gmail.com</w:t>
+      </w:r>
+    </w:p>
+    <w:p>
+      <w:r>
+        <w:t>1-1-1 Bamba, Hikone, Shiga 522-8522 Japan</w:t>
       </w:r>
     </w:p>
     <w:sectPr>

--- a/results/manuscript/rsm_submission/title_page_rsm_v3.docx
+++ b/results/manuscript/rsm_submission/title_page_rsm_v3.docx
@@ -33,6 +33,16 @@
     </w:p>
     <w:p>
       <w:r>
+        <w:t>1-1-1 Bamba, Hikone, Shiga 522-8522, Japan</w:t>
+      </w:r>
+    </w:p>
+    <w:p>
+      <w:r>
+        <w:t>ORCID: 0000-0001-7261-9062</w:t>
+      </w:r>
+    </w:p>
+    <w:p>
+      <w:r>
         <w:t>Corresponding author: Onishi Tatsuki</w:t>
       </w:r>
     </w:p>
@@ -44,9 +54,69 @@
         <w:t>bougtoir@gmail.com</w:t>
       </w:r>
     </w:p>
+    <w:p/>
     <w:p>
       <w:r>
-        <w:t>1-1-1 Bamba, Hikone, Shiga 522-8522 Japan</w:t>
+        <w:t>Number of figures: 5</w:t>
+      </w:r>
+    </w:p>
+    <w:p>
+      <w:r>
+        <w:t>Number of tables: 7</w:t>
+      </w:r>
+    </w:p>
+    <w:p>
+      <w:r>
+        <w:t>Word count: Abstract ~240; Main text ~5,900 (excluding references, tables and figures)</w:t>
+      </w:r>
+    </w:p>
+    <w:p/>
+    <w:p>
+      <w:pPr>
+        <w:pStyle w:val="Heading1"/>
+      </w:pPr>
+      <w:r>
+        <w:t>Declarations</w:t>
+      </w:r>
+    </w:p>
+    <w:p>
+      <w:r>
+        <w:t>Ethics approval and consent to participate: Not applicable. This study used simulated data and publicly available aggregate statistics only.</w:t>
+      </w:r>
+    </w:p>
+    <w:p>
+      <w:r>
+        <w:t>Consent for publication: Not applicable.</w:t>
+      </w:r>
+    </w:p>
+    <w:p>
+      <w:r>
+        <w:t>Competing interests: The authors declare that they have no competing interests.</w:t>
+      </w:r>
+    </w:p>
+    <w:p>
+      <w:r>
+        <w:t>Funding: No external funding supported this work.</w:t>
+      </w:r>
+    </w:p>
+    <w:p>
+      <w:r>
+        <w:t>Authors' contributions (CRediT): Onishi Tatsuki — Conceptualisation, methodology, software, formal analysis, writing – original draft, writing – review and editing, visualisation.</w:t>
+      </w:r>
+    </w:p>
+    <w:p>
+      <w:r>
+        <w:t>Acknowledgements: Not applicable.</w:t>
+      </w:r>
+    </w:p>
+    <w:p>
+      <w:r>
+        <w:t>Artificial intelligence: Parts of the manuscript text and Python code were generated or revised using a large language model under the author's direct supervision. The author verified all analyses, selected references and approved the final content.</w:t>
+      </w:r>
+    </w:p>
+    <w:p>
+      <w:r>
+        <w:t>Data and code availability: https://github.com/bougtoir/ione-stratification-framework</w:t>
       </w:r>
     </w:p>
     <w:sectPr>
